--- a/en/wisdom-stories/why-are-you-waiting-for-the-last-day-of-the-world.docx
+++ b/en/wisdom-stories/why-are-you-waiting-for-the-last-day-of-the-world.docx
@@ -19,7 +19,7 @@
     <w:p>
       <w:pPr/>
       <w:r>
-        <w:t>“Imagine the world will end tomorrow. There is nothing you can do to prevent it. How would you spend today?”</w:t>
+        <w:t>“Imagine for a moment that today is the last day of the world. Tomorrow at this time everything will already be over. You have no chance of being saved. If so, what would you do?”</w:t>
       </w:r>
     </w:p>
     <w:p>
@@ -59,7 +59,7 @@
         <w:spacing w:after="80"/>
       </w:pPr>
       <w:r>
-        <w:t>“I would visit my parents.”</w:t>
+        <w:t>“I would visit my mother or my father.”</w:t>
       </w:r>
     </w:p>
     <w:p>
@@ -67,7 +67,7 @@
         <w:spacing w:after="80"/>
       </w:pPr>
       <w:r>
-        <w:t>“I would eat my favorite foods.”</w:t>
+        <w:t>“I would eat all my favorite foods one last time.”</w:t>
       </w:r>
     </w:p>
     <w:p>
@@ -83,7 +83,7 @@
         <w:spacing w:after="80"/>
       </w:pPr>
       <w:r>
-        <w:t>“I would walk through the forest one last time.”</w:t>
+        <w:t>“I would walk through the forest one last time and enjoy the greenery.”</w:t>
       </w:r>
     </w:p>
     <w:p>
@@ -91,7 +91,7 @@
         <w:spacing w:after="80"/>
       </w:pPr>
       <w:r>
-        <w:t>“I would watch the sunrise and sunset.”</w:t>
+        <w:t>“I would watch the sunrise and sunset one last time.”</w:t>
       </w:r>
     </w:p>
     <w:p>
@@ -99,7 +99,7 @@
         <w:spacing w:after="80"/>
       </w:pPr>
       <w:r>
-        <w:t>“I would look at the stars.”</w:t>
+        <w:t>“I would watch the stars in the evening.”</w:t>
       </w:r>
     </w:p>
     <w:p>
@@ -107,7 +107,7 @@
         <w:spacing w:after="80"/>
       </w:pPr>
       <w:r>
-        <w:t>“I would cook for everyone I love.”</w:t>
+        <w:t>“I would cook my favorite dish and invite everyone I love to dinner.”</w:t>
       </w:r>
     </w:p>
     <w:p>
@@ -115,7 +115,7 @@
         <w:spacing w:after="80"/>
       </w:pPr>
       <w:r>
-        <w:t>“I would go to the place I’ve always wanted to see.”</w:t>
+        <w:t>“I would go to the place I have most wanted to visit and wait for death there.”</w:t>
       </w:r>
     </w:p>
     <w:p>
@@ -123,7 +123,7 @@
         <w:spacing w:after="80"/>
       </w:pPr>
       <w:r>
-        <w:t>“I’d find the people I’ve hurt and ask their forgiveness.”</w:t>
+        <w:t>“I’d find the people I’ve hurt and ask their forgiveness, and so on.”</w:t>
       </w:r>
     </w:p>
     <w:p>
@@ -153,11 +153,9 @@
         <w:rPr>
           <w:b/>
         </w:rPr>
-        <w:t>Moral:</w:t>
+        <w:t>Moral: Do not wait for the last day to do good. Tell the people you love that you love them, forgive, and value your dear ones today.</w:t>
       </w:r>
-      <w:r>
-        <w:t xml:space="preserve"> Make time now to love, forgive, and appreciate life.</w:t>
-      </w:r>
+      <w:r/>
     </w:p>
     <w:p>
       <w:pPr>
@@ -168,7 +166,7 @@
           <w:i/>
           <w:sz w:val="18"/>
         </w:rPr>
-        <w:t>Source: Publicly available internet sources.</w:t>
+        <w:t>Stories are taken from open Internet sources; illustrations were created with AI.</w:t>
       </w:r>
     </w:p>
     <w:sectPr>
